--- a/data/experiment_resumes/EXP260925A-024.docx
+++ b/data/experiment_resumes/EXP260925A-024.docx
@@ -388,6 +388,39 @@
         <w:t>实验样例：注重现场协作与信息交接，能够依据反馈补充测试记录和检查清单。</w:t>
       </w:r>
     </w:p>
+    <w:p>
+      <w:r>
+        <w:rPr>
+          <w:b/>
+        </w:rPr>
+        <w:t>求职要求</w:t>
+      </w:r>
+    </w:p>
+    <w:p>
+      <w:r>
+        <w:t>加班意愿：希望工作时间稳定，周末尽量休息。</w:t>
+      </w:r>
+    </w:p>
+    <w:p>
+      <w:r>
+        <w:t>加班费 / 补偿：如需加班，希望按规定支付加班费或安排调休。</w:t>
+      </w:r>
+    </w:p>
+    <w:p>
+      <w:r>
+        <w:t>期望薪资：税前 6500–8500 元/月，具体可结合岗位职责协商。</w:t>
+      </w:r>
+    </w:p>
+    <w:p>
+      <w:r>
+        <w:t>工作地点：苏州，接受线下到岗。</w:t>
+      </w:r>
+    </w:p>
+    <w:p>
+      <w:r>
+        <w:t>其他要求：优先考虑有实训机会、反馈及时的团队。</w:t>
+      </w:r>
+    </w:p>
     <w:sectPr>
       <w:footerReference w:type="default" r:id="rId9"/>
       <w:pgSz w:w="12240" w:h="15840"/>

--- a/data/experiment_resumes/EXP260925A-024.docx
+++ b/data/experiment_resumes/EXP260925A-024.docx
@@ -16,6 +16,45 @@
           <w:sz w:val="40"/>
         </w:rPr>
         <w:t>实验样本24 学生简历</w:t>
+      </w:r>
+    </w:p>
+    <w:p>
+      <w:pPr>
+        <w:jc w:val="center"/>
+      </w:pPr>
+      <w:r>
+        <w:drawing>
+          <wp:inline xmlns:a="http://schemas.openxmlformats.org/drawingml/2006/main" xmlns:pic="http://schemas.openxmlformats.org/drawingml/2006/picture">
+            <wp:extent cx="1007999" cy="1260000"/>
+            <wp:docPr id="1" name="Picture 1"/>
+            <wp:cNvGraphicFramePr>
+              <a:graphicFrameLocks noChangeAspect="1"/>
+            </wp:cNvGraphicFramePr>
+            <a:graphic>
+              <a:graphicData uri="http://schemas.openxmlformats.org/drawingml/2006/picture">
+                <pic:pic>
+                  <pic:nvPicPr>
+                    <pic:cNvPr id="0" name="photo.jpg"/>
+                    <pic:cNvPicPr/>
+                  </pic:nvPicPr>
+                  <pic:blipFill>
+                    <a:blip r:embed="rId10"/>
+                    <a:stretch>
+                      <a:fillRect/>
+                    </a:stretch>
+                  </pic:blipFill>
+                  <pic:spPr>
+                    <a:xfrm>
+                      <a:off x="0" y="0"/>
+                      <a:ext cx="1007999" cy="1260000"/>
+                    </a:xfrm>
+                    <a:prstGeom prst="rect"/>
+                  </pic:spPr>
+                </pic:pic>
+              </a:graphicData>
+            </a:graphic>
+          </wp:inline>
+        </w:drawing>
       </w:r>
     </w:p>
     <w:p>
@@ -46,6 +85,16 @@
           <w:sz w:val="23"/>
         </w:rPr>
         <w:t>基本信息</w:t>
+      </w:r>
+    </w:p>
+    <w:p>
+      <w:r>
+        <w:t>毕业院校：南京航空航天大学    年龄：23岁</w:t>
+      </w:r>
+    </w:p>
+    <w:p>
+      <w:r>
+        <w:t>籍贯：江苏南京    现居住地：上海市嘉定区安亭汽车城</w:t>
       </w:r>
     </w:p>
     <w:p>
@@ -398,27 +447,27 @@
     </w:p>
     <w:p>
       <w:r>
-        <w:t>加班意愿：希望工作时间稳定，周末尽量休息。</w:t>
+        <w:t>加班意愿：服从技术团队排班要求，能配合夜间道路数据采集与回灌测试排班。</w:t>
       </w:r>
     </w:p>
     <w:p>
       <w:r>
-        <w:t>加班费 / 补偿：如需加班，希望按规定支付加班费或安排调休。</w:t>
+        <w:t>加班费 / 补偿：重大测试攻坚期间依法享有项目津贴及调休保障。</w:t>
       </w:r>
     </w:p>
     <w:p>
       <w:r>
-        <w:t>期望薪资：税前 6500–8500 元/月，具体可结合岗位职责协商。</w:t>
+        <w:t>期望薪资：税前 7000–9000 元/月，可结合岗位定级与技术能力协商。</w:t>
       </w:r>
     </w:p>
     <w:p>
       <w:r>
-        <w:t>工作地点：苏州，接受线下到岗。</w:t>
+        <w:t>工作地点：武汉（车谷经开区智能网联试验区），希望线下到岗。</w:t>
       </w:r>
     </w:p>
     <w:p>
       <w:r>
-        <w:t>其他要求：优先考虑有实训机会、反馈及时的团队。</w:t>
+        <w:t>其他要求：愿从助理测试工程师做起，踏实积累实车路测、数据回灌与故障排查经验。</w:t>
       </w:r>
     </w:p>
     <w:sectPr>
